--- a/submission_package/04_Declaration_of_Competing_Interest.docx
+++ b/submission_package/04_Declaration_of_Competing_Interest.docx
@@ -12,21 +12,32 @@
     </w:p>
     <w:p>
       <w:r>
-        <w:t>Manuscript Title: A High-Resolution Finite-Difference Benchmark for Steady Continuation and Hopf Bifurcation Dynamics up to Extreme Reynolds Numbers (Re = 100,000) in 2D Lid-Driven Cavity Flows</w:t>
+        <w:rPr>
+          <w:b/>
+        </w:rPr>
+        <w:t xml:space="preserve">Manuscript Title: </w:t>
+      </w:r>
+      <w:r>
+        <w:t>A High-Resolution Finite-Difference Framework for Steady Continuation and Finite-Window Unsteady Dynamics up to Re = 100,000 in 2D Lid-Driven Cavity Flows</w:t>
       </w:r>
     </w:p>
     <w:p>
       <w:r>
-        <w:t>Target Journal: Computers &amp; Fluids (Elsevier)</w:t>
+        <w:rPr>
+          <w:b/>
+        </w:rPr>
+        <w:t xml:space="preserve">Target Journal: </w:t>
+      </w:r>
+      <w:r>
+        <w:t>Computers &amp; Fluids (Elsevier)</w:t>
       </w:r>
     </w:p>
-    <w:p/>
     <w:p>
-      <w:pPr>
-        <w:pStyle w:val="Heading2"/>
-      </w:pPr>
       <w:r>
-        <w:t>Declaration:</w:t>
+        <w:rPr>
+          <w:b/>
+        </w:rPr>
+        <w:t xml:space="preserve">Declaration: </w:t>
       </w:r>
     </w:p>
     <w:p>
@@ -34,29 +45,22 @@
         <w:t>The author declares that he has no known competing financial interests or personal relationships that could have appeared to influence the work reported in this paper.</w:t>
       </w:r>
     </w:p>
-    <w:p/>
     <w:p>
       <w:r>
-        <w:t>Author: Kartikey Singh</w:t>
+        <w:rPr>
+          <w:b/>
+        </w:rPr>
+        <w:t xml:space="preserve">Author: </w:t>
       </w:r>
-    </w:p>
-    <w:p>
       <w:r>
+        <w:t>Kartikey Singh</w:t>
+        <w:br/>
         <w:t>Department of Mathematics, University of Delhi, Delhi, 110007, India</w:t>
-      </w:r>
-    </w:p>
-    <w:p>
-      <w:r>
+        <w:br/>
         <w:t>Email: kartikeysingh525@protonmail.com</w:t>
-      </w:r>
-    </w:p>
-    <w:p>
-      <w:r>
+        <w:br/>
         <w:t>ORCID: https://orcid.org/0009-0009-1973-7532</w:t>
-      </w:r>
-    </w:p>
-    <w:p>
-      <w:r>
+        <w:br/>
         <w:t>Date: September 2026</w:t>
       </w:r>
     </w:p>

--- a/submission_package/04_Declaration_of_Competing_Interest.docx
+++ b/submission_package/04_Declaration_of_Competing_Interest.docx
@@ -12,32 +12,17 @@
     </w:p>
     <w:p>
       <w:r>
-        <w:rPr>
-          <w:b/>
-        </w:rPr>
-        <w:t xml:space="preserve">Manuscript Title: </w:t>
-      </w:r>
-      <w:r>
-        <w:t>A High-Resolution Finite-Difference Framework for Steady Continuation and Finite-Window Unsteady Dynamics up to Re = 100,000 in 2D Lid-Driven Cavity Flows</w:t>
+        <w:t>Manuscript Title: A High-Resolution Finite-Difference Framework for Steady Continuation and Finite-Window Unsteady Dynamics up to Re = 100,000 in 2D Lid-Driven Cavity Flows</w:t>
       </w:r>
     </w:p>
     <w:p>
       <w:r>
-        <w:rPr>
-          <w:b/>
-        </w:rPr>
-        <w:t xml:space="preserve">Target Journal: </w:t>
-      </w:r>
-      <w:r>
-        <w:t>Computers &amp; Fluids (Elsevier)</w:t>
+        <w:t>Target Journal: Applied Mathematical Modelling (Elsevier)</w:t>
       </w:r>
     </w:p>
     <w:p>
       <w:r>
-        <w:rPr>
-          <w:b/>
-        </w:rPr>
-        <w:t xml:space="preserve">Declaration: </w:t>
+        <w:t>Declaration:</w:t>
       </w:r>
     </w:p>
     <w:p>
@@ -47,20 +32,26 @@
     </w:p>
     <w:p>
       <w:r>
-        <w:rPr>
-          <w:b/>
-        </w:rPr>
-        <w:t xml:space="preserve">Author: </w:t>
+        <w:t>Author: Kartikeya Gangwar</w:t>
       </w:r>
+    </w:p>
+    <w:p>
       <w:r>
-        <w:t>Kartikey Singh</w:t>
-        <w:br/>
         <w:t>Department of Mathematics, University of Delhi, Delhi, 110007, India</w:t>
-        <w:br/>
+      </w:r>
+    </w:p>
+    <w:p>
+      <w:r>
         <w:t>Email: kartikeysingh525@protonmail.com</w:t>
-        <w:br/>
+      </w:r>
+    </w:p>
+    <w:p>
+      <w:r>
         <w:t>ORCID: https://orcid.org/0009-0009-1973-7532</w:t>
-        <w:br/>
+      </w:r>
+    </w:p>
+    <w:p>
+      <w:r>
         <w:t>Date: September 2026</w:t>
       </w:r>
     </w:p>

--- a/submission_package/04_Declaration_of_Competing_Interest.docx
+++ b/submission_package/04_Declaration_of_Competing_Interest.docx
@@ -42,7 +42,7 @@
     </w:p>
     <w:p>
       <w:r>
-        <w:t>Email: kartikeysingh525@protonmail.com</w:t>
+        <w:t>Email: kartikeyagangwar@proton.me</w:t>
       </w:r>
     </w:p>
     <w:p>
